--- a/src/OpenXmlHtml.Tests/WordBackgroundColorTests.ParagraphBackgroundWithFormatting.Net.verified.docx
+++ b/src/OpenXmlHtml.Tests/WordBackgroundColorTests.ParagraphBackgroundWithFormatting.Net.verified.docx
@@ -3,6 +3,10 @@
 <w:document xmlns:w="http://schemas.openxmlformats.org/wordprocessingml/2006/main">
   <w:body>
     <w:p>
+      <w:pPr>
+        <w:shd w:val="clear" w:fill="FFF3CD"/>
+        <w:ind w:left="120" w:right="120"/>
+      </w:pPr>
       <w:r>
         <w:rPr>
           <w:b/>
